--- a/src/assets/gamerule/黃牌.docx
+++ b/src/assets/gamerule/黃牌.docx
@@ -308,227 +308,129 @@
     <w:p>
       <w:pPr>
         <w:rPr>
+          <w:rFonts w:ascii="Times New Roman" w:eastAsia="標楷體" w:hAnsi="Times New Roman" w:cs="Times New Roman"/>
+        </w:rPr>
+      </w:pPr>
+      <w:r>
+        <w:rPr>
           <w:rFonts w:ascii="Times New Roman" w:eastAsia="標楷體" w:hAnsi="Times New Roman" w:cs="Times New Roman" w:hint="eastAsia"/>
         </w:rPr>
-      </w:pPr>
+        <w:t xml:space="preserve">1 </w:t>
+      </w:r>
       <w:r>
         <w:rPr>
           <w:rFonts w:ascii="Times New Roman" w:eastAsia="標楷體" w:hAnsi="Times New Roman" w:cs="Times New Roman" w:hint="eastAsia"/>
         </w:rPr>
-        <w:t xml:space="preserve">1 </w:t>
-      </w:r>
+        <w:t>洗牌</w:t>
+      </w:r>
+    </w:p>
+    <w:p>
+      <w:pPr>
+        <w:rPr>
+          <w:rFonts w:ascii="Times New Roman" w:eastAsia="標楷體" w:hAnsi="Times New Roman" w:cs="Times New Roman"/>
+        </w:rPr>
+      </w:pPr>
       <w:r>
         <w:rPr>
           <w:rFonts w:ascii="Times New Roman" w:eastAsia="標楷體" w:hAnsi="Times New Roman" w:cs="Times New Roman" w:hint="eastAsia"/>
         </w:rPr>
-        <w:t>洗牌</w:t>
-      </w:r>
-    </w:p>
-    <w:p>
-      <w:pPr>
+        <w:t>將「「黃牌」」和「紫牌」分別洗牌，並置於中央方便拿取，其中「「黃牌」」為填字卡，「紫牌」為句子填空卡</w:t>
+      </w:r>
+    </w:p>
+    <w:p>
+      <w:pPr>
+        <w:rPr>
+          <w:rFonts w:ascii="Times New Roman" w:eastAsia="標楷體" w:hAnsi="Times New Roman" w:cs="Times New Roman"/>
+        </w:rPr>
+      </w:pPr>
+    </w:p>
+    <w:p>
+      <w:pPr>
+        <w:rPr>
+          <w:rFonts w:ascii="Times New Roman" w:eastAsia="標楷體" w:hAnsi="Times New Roman" w:cs="Times New Roman"/>
+        </w:rPr>
+      </w:pPr>
+      <w:r>
         <w:rPr>
           <w:rFonts w:ascii="Times New Roman" w:eastAsia="標楷體" w:hAnsi="Times New Roman" w:cs="Times New Roman" w:hint="eastAsia"/>
         </w:rPr>
-      </w:pPr>
+        <w:t xml:space="preserve">2 </w:t>
+      </w:r>
       <w:r>
         <w:rPr>
           <w:rFonts w:ascii="Times New Roman" w:eastAsia="標楷體" w:hAnsi="Times New Roman" w:cs="Times New Roman" w:hint="eastAsia"/>
         </w:rPr>
-        <w:t>將「</w:t>
-      </w:r>
-      <w:proofErr w:type="gramStart"/>
+        <w:t>發牌</w:t>
+      </w:r>
+    </w:p>
+    <w:p>
+      <w:pPr>
+        <w:rPr>
+          <w:rFonts w:ascii="Times New Roman" w:eastAsia="標楷體" w:hAnsi="Times New Roman" w:cs="Times New Roman"/>
+        </w:rPr>
+      </w:pPr>
       <w:r>
         <w:rPr>
           <w:rFonts w:ascii="Times New Roman" w:eastAsia="標楷體" w:hAnsi="Times New Roman" w:cs="Times New Roman" w:hint="eastAsia"/>
         </w:rPr>
-        <w:t>「</w:t>
-      </w:r>
-      <w:proofErr w:type="gramEnd"/>
+        <w:t>發給每位玩家</w:t>
+      </w:r>
       <w:r>
         <w:rPr>
           <w:rFonts w:ascii="Times New Roman" w:eastAsia="標楷體" w:hAnsi="Times New Roman" w:cs="Times New Roman" w:hint="eastAsia"/>
         </w:rPr>
-        <w:t>黃牌」</w:t>
-      </w:r>
-      <w:proofErr w:type="gramStart"/>
+        <w:t>13</w:t>
+      </w:r>
       <w:r>
         <w:rPr>
           <w:rFonts w:ascii="Times New Roman" w:eastAsia="標楷體" w:hAnsi="Times New Roman" w:cs="Times New Roman" w:hint="eastAsia"/>
         </w:rPr>
-        <w:t>」</w:t>
-      </w:r>
-      <w:proofErr w:type="gramEnd"/>
+        <w:t>張「黃牌」作為手牌，由大家公認說話最糟糕的玩家當起始玩家</w:t>
+      </w:r>
+    </w:p>
+    <w:p>
+      <w:pPr>
+        <w:rPr>
+          <w:rFonts w:ascii="Times New Roman" w:eastAsia="標楷體" w:hAnsi="Times New Roman" w:cs="Times New Roman"/>
+        </w:rPr>
+      </w:pPr>
+    </w:p>
+    <w:p>
+      <w:pPr>
+        <w:rPr>
+          <w:rFonts w:ascii="Times New Roman" w:eastAsia="標楷體" w:hAnsi="Times New Roman" w:cs="Times New Roman"/>
+        </w:rPr>
+      </w:pPr>
       <w:r>
         <w:rPr>
           <w:rFonts w:ascii="Times New Roman" w:eastAsia="標楷體" w:hAnsi="Times New Roman" w:cs="Times New Roman" w:hint="eastAsia"/>
         </w:rPr>
-        <w:t>和「</w:t>
-      </w:r>
-      <w:proofErr w:type="gramStart"/>
+        <w:t xml:space="preserve">3 </w:t>
+      </w:r>
       <w:r>
         <w:rPr>
           <w:rFonts w:ascii="Times New Roman" w:eastAsia="標楷體" w:hAnsi="Times New Roman" w:cs="Times New Roman" w:hint="eastAsia"/>
         </w:rPr>
-        <w:t>紫牌</w:t>
-      </w:r>
-      <w:proofErr w:type="gramEnd"/>
+        <w:t>排成一圈</w:t>
+      </w:r>
+    </w:p>
+    <w:p>
+      <w:pPr>
+        <w:rPr>
+          <w:rFonts w:ascii="Times New Roman" w:eastAsia="標楷體" w:hAnsi="Times New Roman" w:cs="Times New Roman"/>
+        </w:rPr>
+      </w:pPr>
       <w:r>
         <w:rPr>
           <w:rFonts w:ascii="Times New Roman" w:eastAsia="標楷體" w:hAnsi="Times New Roman" w:cs="Times New Roman" w:hint="eastAsia"/>
         </w:rPr>
-        <w:t>」分別洗牌，並置於中央方便拿取，其中「</w:t>
-      </w:r>
-      <w:proofErr w:type="gramStart"/>
-      <w:r>
-        <w:rPr>
-          <w:rFonts w:ascii="Times New Roman" w:eastAsia="標楷體" w:hAnsi="Times New Roman" w:cs="Times New Roman" w:hint="eastAsia"/>
-        </w:rPr>
-        <w:t>「</w:t>
-      </w:r>
-      <w:proofErr w:type="gramEnd"/>
-      <w:r>
-        <w:rPr>
-          <w:rFonts w:ascii="Times New Roman" w:eastAsia="標楷體" w:hAnsi="Times New Roman" w:cs="Times New Roman" w:hint="eastAsia"/>
-        </w:rPr>
-        <w:t>黃牌」</w:t>
-      </w:r>
-      <w:proofErr w:type="gramStart"/>
-      <w:r>
-        <w:rPr>
-          <w:rFonts w:ascii="Times New Roman" w:eastAsia="標楷體" w:hAnsi="Times New Roman" w:cs="Times New Roman" w:hint="eastAsia"/>
-        </w:rPr>
-        <w:t>」為填字卡</w:t>
-      </w:r>
-      <w:proofErr w:type="gramEnd"/>
-      <w:r>
-        <w:rPr>
-          <w:rFonts w:ascii="Times New Roman" w:eastAsia="標楷體" w:hAnsi="Times New Roman" w:cs="Times New Roman" w:hint="eastAsia"/>
-        </w:rPr>
-        <w:t>，「</w:t>
-      </w:r>
-      <w:proofErr w:type="gramStart"/>
-      <w:r>
-        <w:rPr>
-          <w:rFonts w:ascii="Times New Roman" w:eastAsia="標楷體" w:hAnsi="Times New Roman" w:cs="Times New Roman" w:hint="eastAsia"/>
-        </w:rPr>
-        <w:t>紫牌</w:t>
-      </w:r>
-      <w:proofErr w:type="gramEnd"/>
-      <w:r>
-        <w:rPr>
-          <w:rFonts w:ascii="Times New Roman" w:eastAsia="標楷體" w:hAnsi="Times New Roman" w:cs="Times New Roman" w:hint="eastAsia"/>
-        </w:rPr>
-        <w:t>」為句子填空卡</w:t>
-      </w:r>
-    </w:p>
-    <w:p>
-      <w:pPr>
-        <w:rPr>
-          <w:rFonts w:ascii="Times New Roman" w:eastAsia="標楷體" w:hAnsi="Times New Roman" w:cs="Times New Roman"/>
-        </w:rPr>
-      </w:pPr>
-    </w:p>
-    <w:p>
-      <w:pPr>
-        <w:rPr>
-          <w:rFonts w:ascii="Times New Roman" w:eastAsia="標楷體" w:hAnsi="Times New Roman" w:cs="Times New Roman" w:hint="eastAsia"/>
-        </w:rPr>
-      </w:pPr>
-      <w:r>
-        <w:rPr>
-          <w:rFonts w:ascii="Times New Roman" w:eastAsia="標楷體" w:hAnsi="Times New Roman" w:cs="Times New Roman" w:hint="eastAsia"/>
-        </w:rPr>
-        <w:t xml:space="preserve">2 </w:t>
-      </w:r>
-      <w:r>
-        <w:rPr>
-          <w:rFonts w:ascii="Times New Roman" w:eastAsia="標楷體" w:hAnsi="Times New Roman" w:cs="Times New Roman" w:hint="eastAsia"/>
-        </w:rPr>
-        <w:t>發牌</w:t>
-      </w:r>
-    </w:p>
-    <w:p>
-      <w:pPr>
-        <w:rPr>
-          <w:rFonts w:ascii="Times New Roman" w:eastAsia="標楷體" w:hAnsi="Times New Roman" w:cs="Times New Roman" w:hint="eastAsia"/>
-        </w:rPr>
-      </w:pPr>
-      <w:r>
-        <w:rPr>
-          <w:rFonts w:ascii="Times New Roman" w:eastAsia="標楷體" w:hAnsi="Times New Roman" w:cs="Times New Roman" w:hint="eastAsia"/>
-        </w:rPr>
-        <w:t>發給每位玩家</w:t>
-      </w:r>
-      <w:r>
-        <w:rPr>
-          <w:rFonts w:ascii="Times New Roman" w:eastAsia="標楷體" w:hAnsi="Times New Roman" w:cs="Times New Roman" w:hint="eastAsia"/>
-        </w:rPr>
-        <w:t>13</w:t>
-      </w:r>
-      <w:r>
-        <w:rPr>
-          <w:rFonts w:ascii="Times New Roman" w:eastAsia="標楷體" w:hAnsi="Times New Roman" w:cs="Times New Roman" w:hint="eastAsia"/>
-        </w:rPr>
-        <w:t>張「黃牌」</w:t>
-      </w:r>
-      <w:proofErr w:type="gramStart"/>
-      <w:r>
-        <w:rPr>
-          <w:rFonts w:ascii="Times New Roman" w:eastAsia="標楷體" w:hAnsi="Times New Roman" w:cs="Times New Roman" w:hint="eastAsia"/>
-        </w:rPr>
-        <w:t>作為手牌</w:t>
-      </w:r>
-      <w:proofErr w:type="gramEnd"/>
-      <w:r>
-        <w:rPr>
-          <w:rFonts w:ascii="Times New Roman" w:eastAsia="標楷體" w:hAnsi="Times New Roman" w:cs="Times New Roman" w:hint="eastAsia"/>
-        </w:rPr>
-        <w:t>，由大家公認說話最糟糕的玩家當起始玩家</w:t>
-      </w:r>
-    </w:p>
-    <w:p>
-      <w:pPr>
-        <w:rPr>
-          <w:rFonts w:ascii="Times New Roman" w:eastAsia="標楷體" w:hAnsi="Times New Roman" w:cs="Times New Roman"/>
-        </w:rPr>
-      </w:pPr>
-    </w:p>
-    <w:p>
-      <w:pPr>
-        <w:rPr>
-          <w:rFonts w:ascii="Times New Roman" w:eastAsia="標楷體" w:hAnsi="Times New Roman" w:cs="Times New Roman" w:hint="eastAsia"/>
-        </w:rPr>
-      </w:pPr>
-      <w:r>
-        <w:rPr>
-          <w:rFonts w:ascii="Times New Roman" w:eastAsia="標楷體" w:hAnsi="Times New Roman" w:cs="Times New Roman" w:hint="eastAsia"/>
-        </w:rPr>
-        <w:t xml:space="preserve">3 </w:t>
-      </w:r>
-      <w:r>
-        <w:rPr>
-          <w:rFonts w:ascii="Times New Roman" w:eastAsia="標楷體" w:hAnsi="Times New Roman" w:cs="Times New Roman" w:hint="eastAsia"/>
-        </w:rPr>
-        <w:t>排成一圈</w:t>
-      </w:r>
-    </w:p>
-    <w:p>
-      <w:pPr>
-        <w:rPr>
-          <w:rFonts w:ascii="Times New Roman" w:eastAsia="標楷體" w:hAnsi="Times New Roman" w:cs="Times New Roman"/>
-        </w:rPr>
-      </w:pPr>
-      <w:r>
-        <w:rPr>
-          <w:rFonts w:ascii="Times New Roman" w:eastAsia="標楷體" w:hAnsi="Times New Roman" w:cs="Times New Roman" w:hint="eastAsia"/>
-        </w:rPr>
         <w:t>所有人排成一圈，要能有左手邊玩家、右手邊玩家、對面玩家</w:t>
       </w:r>
     </w:p>
     <w:p>
       <w:pPr>
         <w:rPr>
-          <w:rFonts w:ascii="Times New Roman" w:eastAsia="標楷體" w:hAnsi="Times New Roman" w:cs="Times New Roman" w:hint="eastAsia"/>
+          <w:rFonts w:ascii="Times New Roman" w:eastAsia="標楷體" w:hAnsi="Times New Roman" w:cs="Times New Roman"/>
         </w:rPr>
       </w:pPr>
     </w:p>
@@ -566,7 +468,7 @@
           <w:p>
             <w:pPr>
               <w:rPr>
-                <w:rFonts w:ascii="Times New Roman" w:eastAsia="標楷體" w:hAnsi="Times New Roman" w:cs="Times New Roman" w:hint="eastAsia"/>
+                <w:rFonts w:ascii="Times New Roman" w:eastAsia="標楷體" w:hAnsi="Times New Roman" w:cs="Times New Roman"/>
               </w:rPr>
             </w:pPr>
             <w:r>
@@ -664,33 +566,13 @@
           <w:iCs/>
           <w:color w:val="A6A6A6" w:themeColor="background1" w:themeShade="A6"/>
         </w:rPr>
-        <w:t>：如果遊戲中出現「我左手邊」、「我右手邊」、「我對面」玩家時，請直接</w:t>
-      </w:r>
-      <w:proofErr w:type="gramStart"/>
-      <w:r>
-        <w:rPr>
-          <w:rFonts w:ascii="Times New Roman" w:eastAsia="標楷體" w:hAnsi="Times New Roman" w:cs="Times New Roman" w:hint="eastAsia"/>
-          <w:i/>
-          <w:iCs/>
-          <w:color w:val="A6A6A6" w:themeColor="background1" w:themeShade="A6"/>
-        </w:rPr>
-        <w:t>唸</w:t>
-      </w:r>
-      <w:proofErr w:type="gramEnd"/>
-      <w:r>
-        <w:rPr>
-          <w:rFonts w:ascii="Times New Roman" w:eastAsia="標楷體" w:hAnsi="Times New Roman" w:cs="Times New Roman" w:hint="eastAsia"/>
-          <w:i/>
-          <w:iCs/>
-          <w:color w:val="A6A6A6" w:themeColor="background1" w:themeShade="A6"/>
-        </w:rPr>
-        <w:t>出該名玩家的名字</w:t>
-      </w:r>
-    </w:p>
-    <w:p>
-      <w:pPr>
-        <w:rPr>
-          <w:rFonts w:ascii="Times New Roman" w:eastAsia="標楷體" w:hAnsi="Times New Roman" w:cs="Times New Roman" w:hint="eastAsia"/>
+        <w:t>：如果遊戲中出現「我左手邊」、「我右手邊」、「我對面」玩家時，請直接唸出該名玩家的名字</w:t>
+      </w:r>
+    </w:p>
+    <w:p>
+      <w:pPr>
+        <w:rPr>
+          <w:rFonts w:ascii="Times New Roman" w:eastAsia="標楷體" w:hAnsi="Times New Roman" w:cs="Times New Roman"/>
           <w:color w:val="000000" w:themeColor="text1"/>
         </w:rPr>
       </w:pPr>
@@ -734,7 +616,6 @@
           <w:bCs/>
         </w:rPr>
       </w:pPr>
-      <w:proofErr w:type="gramStart"/>
       <w:r>
         <w:rPr>
           <w:rFonts w:ascii="Times New Roman" w:eastAsia="標楷體" w:hAnsi="Times New Roman" w:cs="Times New Roman"/>
@@ -743,7 +624,6 @@
         </w:rPr>
         <w:t>卡牌介紹</w:t>
       </w:r>
-      <w:proofErr w:type="gramEnd"/>
     </w:p>
     <w:p>
       <w:pPr>
@@ -761,21 +641,7 @@
         <w:rPr>
           <w:rFonts w:ascii="Times New Roman" w:eastAsia="標楷體" w:hAnsi="Times New Roman" w:cs="Times New Roman"/>
         </w:rPr>
-        <w:t>「</w:t>
-      </w:r>
-      <w:proofErr w:type="gramStart"/>
-      <w:r>
-        <w:rPr>
-          <w:rFonts w:ascii="Times New Roman" w:eastAsia="標楷體" w:hAnsi="Times New Roman" w:cs="Times New Roman"/>
-        </w:rPr>
-        <w:t>紫牌</w:t>
-      </w:r>
-      <w:proofErr w:type="gramEnd"/>
-      <w:r>
-        <w:rPr>
-          <w:rFonts w:ascii="Times New Roman" w:eastAsia="標楷體" w:hAnsi="Times New Roman" w:cs="Times New Roman"/>
-        </w:rPr>
-        <w:t>」</w:t>
+        <w:t>「紫牌」</w:t>
       </w:r>
       <w:r>
         <w:rPr>
@@ -787,35 +653,7 @@
         <w:rPr>
           <w:rFonts w:ascii="Times New Roman" w:eastAsia="標楷體" w:hAnsi="Times New Roman" w:cs="Times New Roman"/>
         </w:rPr>
-        <w:t>「</w:t>
-      </w:r>
-      <w:proofErr w:type="gramStart"/>
-      <w:r>
-        <w:rPr>
-          <w:rFonts w:ascii="Times New Roman" w:eastAsia="標楷體" w:hAnsi="Times New Roman" w:cs="Times New Roman"/>
-        </w:rPr>
-        <w:t>紫牌</w:t>
-      </w:r>
-      <w:proofErr w:type="gramEnd"/>
-      <w:r>
-        <w:rPr>
-          <w:rFonts w:ascii="Times New Roman" w:eastAsia="標楷體" w:hAnsi="Times New Roman" w:cs="Times New Roman"/>
-        </w:rPr>
-        <w:t>」是句子填空卡，要用「黃牌」上的詞彙填上「</w:t>
-      </w:r>
-      <w:proofErr w:type="gramStart"/>
-      <w:r>
-        <w:rPr>
-          <w:rFonts w:ascii="Times New Roman" w:eastAsia="標楷體" w:hAnsi="Times New Roman" w:cs="Times New Roman"/>
-        </w:rPr>
-        <w:t>紫牌</w:t>
-      </w:r>
-      <w:proofErr w:type="gramEnd"/>
-      <w:r>
-        <w:rPr>
-          <w:rFonts w:ascii="Times New Roman" w:eastAsia="標楷體" w:hAnsi="Times New Roman" w:cs="Times New Roman"/>
-        </w:rPr>
-        <w:t>」的底線空白處，並由裁判喜好決定。句子出處有時事梗、歌詞、古詩、電影台詞等等。</w:t>
+        <w:t>「紫牌」是句子填空卡，要用「黃牌」上的詞彙填上「紫牌」的底線空白處，並由裁判喜好決定。句子出處有時事梗、歌詞、古詩、電影台詞等等。</w:t>
       </w:r>
     </w:p>
     <w:tbl>
@@ -948,21 +786,7 @@
         <w:rPr>
           <w:rFonts w:ascii="Times New Roman" w:eastAsia="標楷體" w:hAnsi="Times New Roman" w:cs="Times New Roman"/>
         </w:rPr>
-        <w:t>黃</w:t>
-      </w:r>
-      <w:proofErr w:type="gramStart"/>
-      <w:r>
-        <w:rPr>
-          <w:rFonts w:ascii="Times New Roman" w:eastAsia="標楷體" w:hAnsi="Times New Roman" w:cs="Times New Roman"/>
-        </w:rPr>
-        <w:t>牌為填字</w:t>
-      </w:r>
-      <w:proofErr w:type="gramEnd"/>
-      <w:r>
-        <w:rPr>
-          <w:rFonts w:ascii="Times New Roman" w:eastAsia="標楷體" w:hAnsi="Times New Roman" w:cs="Times New Roman"/>
-        </w:rPr>
-        <w:t>用卡，從到外太空到內子宮，從普遍級到限制級，範圍廣闊，遊戲精華都在這</w:t>
+        <w:t>黃牌為填字用卡，從到外太空到內子宮，從普遍級到限制級，範圍廣闊，遊戲精華都在這</w:t>
       </w:r>
     </w:p>
     <w:tbl>
@@ -1113,21 +937,7 @@
         <w:rPr>
           <w:rFonts w:ascii="Times New Roman" w:eastAsia="標楷體" w:hAnsi="Times New Roman" w:cs="Times New Roman"/>
         </w:rPr>
-        <w:t>由最好色的玩家開始，</w:t>
-      </w:r>
-      <w:proofErr w:type="gramStart"/>
-      <w:r>
-        <w:rPr>
-          <w:rFonts w:ascii="Times New Roman" w:eastAsia="標楷體" w:hAnsi="Times New Roman" w:cs="Times New Roman"/>
-        </w:rPr>
-        <w:t>抽牌庫兩張「紫牌</w:t>
-      </w:r>
-      <w:proofErr w:type="gramEnd"/>
-      <w:r>
-        <w:rPr>
-          <w:rFonts w:ascii="Times New Roman" w:eastAsia="標楷體" w:hAnsi="Times New Roman" w:cs="Times New Roman"/>
-        </w:rPr>
-        <w:t>」並挑選其中</w:t>
+        <w:t>由最好色的玩家開始，抽牌庫兩張「紫牌」並挑選其中</w:t>
       </w:r>
       <w:r>
         <w:rPr>
@@ -1169,6 +979,7 @@
             <w:r>
               <w:rPr>
                 <w:rFonts w:ascii="Times New Roman" w:eastAsia="標楷體" w:hAnsi="Times New Roman" w:cs="Times New Roman"/>
+                <w:noProof/>
               </w:rPr>
               <w:drawing>
                 <wp:anchor distT="0" distB="0" distL="114300" distR="114300" simplePos="0" relativeHeight="251661312" behindDoc="0" locked="0" layoutInCell="1" allowOverlap="1" wp14:anchorId="09CF450A" wp14:editId="1AF3BFD4">
@@ -1240,7 +1051,7 @@
     <w:p>
       <w:pPr>
         <w:rPr>
-          <w:rFonts w:ascii="Times New Roman" w:eastAsia="標楷體" w:hAnsi="Times New Roman" w:cs="Times New Roman" w:hint="eastAsia"/>
+          <w:rFonts w:ascii="Times New Roman" w:eastAsia="標楷體" w:hAnsi="Times New Roman" w:cs="Times New Roman"/>
         </w:rPr>
       </w:pPr>
     </w:p>
@@ -1274,21 +1085,7 @@
         <w:rPr>
           <w:rFonts w:ascii="Times New Roman" w:eastAsia="標楷體" w:hAnsi="Times New Roman" w:cs="Times New Roman"/>
         </w:rPr>
-        <w:t>裁判可以選擇提示玩家評判標準，例如創意、通順、色情，也可以不提示，接著裁判閉上眼睛，玩家決定</w:t>
-      </w:r>
-      <w:proofErr w:type="gramStart"/>
-      <w:r>
-        <w:rPr>
-          <w:rFonts w:ascii="Times New Roman" w:eastAsia="標楷體" w:hAnsi="Times New Roman" w:cs="Times New Roman"/>
-        </w:rPr>
-        <w:t>好後蓋牌</w:t>
-      </w:r>
-      <w:proofErr w:type="gramEnd"/>
-      <w:r>
-        <w:rPr>
-          <w:rFonts w:ascii="Times New Roman" w:eastAsia="標楷體" w:hAnsi="Times New Roman" w:cs="Times New Roman"/>
-        </w:rPr>
-        <w:t>到裁判面前，裁判閉上眼睛，目的是不讓裁判知道誰出哪張牌，影響結果。</w:t>
+        <w:t>裁判可以選擇提示玩家評判標準，例如創意、通順、色情，也可以不提示，接著裁判閉上眼睛，玩家決定好後蓋牌到裁判面前，裁判閉上眼睛，目的是不讓裁判知道誰出哪張牌，影響結果。</w:t>
       </w:r>
       <w:r>
         <w:rPr>
@@ -1310,7 +1107,6 @@
         </w:rPr>
         <w:t>出完牌後抽</w:t>
       </w:r>
-      <w:proofErr w:type="gramStart"/>
       <w:r>
         <w:rPr>
           <w:rFonts w:ascii="Times New Roman" w:eastAsia="標楷體" w:hAnsi="Times New Roman" w:cs="Times New Roman"/>
@@ -1325,43 +1121,24 @@
           <w:b/>
           <w:bCs/>
         </w:rPr>
-        <w:t>張牌庫</w:t>
-      </w:r>
-      <w:proofErr w:type="gramEnd"/>
+        <w:t>張牌庫「黃牌」，保持手牌</w:t>
+      </w:r>
       <w:r>
         <w:rPr>
           <w:rFonts w:ascii="Times New Roman" w:eastAsia="標楷體" w:hAnsi="Times New Roman" w:cs="Times New Roman"/>
           <w:b/>
           <w:bCs/>
         </w:rPr>
-        <w:t>「黃牌」，</w:t>
-      </w:r>
-      <w:proofErr w:type="gramStart"/>
+        <w:t>13</w:t>
+      </w:r>
       <w:r>
         <w:rPr>
           <w:rFonts w:ascii="Times New Roman" w:eastAsia="標楷體" w:hAnsi="Times New Roman" w:cs="Times New Roman"/>
           <w:b/>
           <w:bCs/>
         </w:rPr>
-        <w:t>保持手牌</w:t>
-      </w:r>
-      <w:r>
-        <w:rPr>
-          <w:rFonts w:ascii="Times New Roman" w:eastAsia="標楷體" w:hAnsi="Times New Roman" w:cs="Times New Roman"/>
-          <w:b/>
-          <w:bCs/>
-        </w:rPr>
-        <w:t>13</w:t>
-      </w:r>
-      <w:r>
-        <w:rPr>
-          <w:rFonts w:ascii="Times New Roman" w:eastAsia="標楷體" w:hAnsi="Times New Roman" w:cs="Times New Roman"/>
-          <w:b/>
-          <w:bCs/>
-        </w:rPr>
         <w:t>張</w:t>
       </w:r>
-      <w:proofErr w:type="gramEnd"/>
     </w:p>
     <w:tbl>
       <w:tblPr>
@@ -1390,6 +1167,7 @@
             <w:r>
               <w:rPr>
                 <w:rFonts w:ascii="Times New Roman" w:eastAsia="標楷體" w:hAnsi="Times New Roman" w:cs="Times New Roman"/>
+                <w:noProof/>
               </w:rPr>
               <w:lastRenderedPageBreak/>
               <w:drawing>
@@ -1538,9 +1316,8 @@
           <w:iCs/>
           <w:color w:val="A6A6A6" w:themeColor="background1" w:themeShade="A6"/>
         </w:rPr>
-        <w:t>個空白，以此類推，出玩牌後抽</w:t>
-      </w:r>
-      <w:proofErr w:type="gramStart"/>
+        <w:t>個空白，以此類推，出玩牌後抽兩張牌庫「黃牌」，保持手牌</w:t>
+      </w:r>
       <w:r>
         <w:rPr>
           <w:rFonts w:ascii="Times New Roman" w:eastAsia="標楷體" w:hAnsi="Times New Roman" w:cs="Times New Roman"/>
@@ -1548,9 +1325,8 @@
           <w:iCs/>
           <w:color w:val="A6A6A6" w:themeColor="background1" w:themeShade="A6"/>
         </w:rPr>
-        <w:t>兩張牌庫</w:t>
-      </w:r>
-      <w:proofErr w:type="gramEnd"/>
+        <w:t>13</w:t>
+      </w:r>
       <w:r>
         <w:rPr>
           <w:rFonts w:ascii="Times New Roman" w:eastAsia="標楷體" w:hAnsi="Times New Roman" w:cs="Times New Roman"/>
@@ -1558,37 +1334,8 @@
           <w:iCs/>
           <w:color w:val="A6A6A6" w:themeColor="background1" w:themeShade="A6"/>
         </w:rPr>
-        <w:t>「黃牌」，</w:t>
-      </w:r>
-      <w:proofErr w:type="gramStart"/>
-      <w:r>
-        <w:rPr>
-          <w:rFonts w:ascii="Times New Roman" w:eastAsia="標楷體" w:hAnsi="Times New Roman" w:cs="Times New Roman"/>
-          <w:i/>
-          <w:iCs/>
-          <w:color w:val="A6A6A6" w:themeColor="background1" w:themeShade="A6"/>
-        </w:rPr>
-        <w:t>保持手牌</w:t>
-      </w:r>
-      <w:r>
-        <w:rPr>
-          <w:rFonts w:ascii="Times New Roman" w:eastAsia="標楷體" w:hAnsi="Times New Roman" w:cs="Times New Roman"/>
-          <w:i/>
-          <w:iCs/>
-          <w:color w:val="A6A6A6" w:themeColor="background1" w:themeShade="A6"/>
-        </w:rPr>
-        <w:t>13</w:t>
-      </w:r>
-      <w:r>
-        <w:rPr>
-          <w:rFonts w:ascii="Times New Roman" w:eastAsia="標楷體" w:hAnsi="Times New Roman" w:cs="Times New Roman"/>
-          <w:i/>
-          <w:iCs/>
-          <w:color w:val="A6A6A6" w:themeColor="background1" w:themeShade="A6"/>
-        </w:rPr>
         <w:t>張</w:t>
       </w:r>
-      <w:proofErr w:type="gramEnd"/>
     </w:p>
     <w:p>
       <w:pPr>
@@ -1618,21 +1365,7 @@
         <w:rPr>
           <w:rFonts w:ascii="Times New Roman" w:eastAsia="標楷體" w:hAnsi="Times New Roman" w:cs="Times New Roman"/>
         </w:rPr>
-        <w:t>裁判將黃色</w:t>
-      </w:r>
-      <w:proofErr w:type="gramStart"/>
-      <w:r>
-        <w:rPr>
-          <w:rFonts w:ascii="Times New Roman" w:eastAsia="標楷體" w:hAnsi="Times New Roman" w:cs="Times New Roman"/>
-        </w:rPr>
-        <w:t>填字卡翻開</w:t>
-      </w:r>
-      <w:proofErr w:type="gramEnd"/>
-      <w:r>
-        <w:rPr>
-          <w:rFonts w:ascii="Times New Roman" w:eastAsia="標楷體" w:hAnsi="Times New Roman" w:cs="Times New Roman"/>
-        </w:rPr>
-        <w:t>並填上紫色題目上空白處，念出完整句子</w:t>
+        <w:t>裁判將黃色填字卡翻開並填上紫色題目上空白處，念出完整句子</w:t>
       </w:r>
       <w:r>
         <w:rPr>
@@ -2002,7 +1735,7 @@
     <w:p>
       <w:pPr>
         <w:rPr>
-          <w:rFonts w:ascii="Times New Roman" w:eastAsia="標楷體" w:hAnsi="Times New Roman" w:cs="Times New Roman" w:hint="eastAsia"/>
+          <w:rFonts w:ascii="Times New Roman" w:eastAsia="標楷體" w:hAnsi="Times New Roman" w:cs="Times New Roman"/>
         </w:rPr>
       </w:pPr>
     </w:p>
@@ -2767,6 +2500,7 @@
   <w:style w:type="character" w:default="1" w:styleId="a0">
     <w:name w:val="Default Paragraph Font"/>
     <w:uiPriority w:val="1"/>
+    <w:semiHidden/>
     <w:unhideWhenUsed/>
   </w:style>
   <w:style w:type="table" w:default="1" w:styleId="a1">
